--- a/EXPORTS/DOCX/published/niveau2/English/ArubaBonaireCuracao.docx
+++ b/EXPORTS/DOCX/published/niveau2/English/ArubaBonaireCuracao.docx
@@ -648,107 +648,7 @@
           <w:color w:val="000000"/>
           <w:sz w:val="24"/>
         </w:rPr>
-        <w:t>islands under the authority of the newly found</w:t>
-      </w:r>
-      <w:r>
-        <w:rPr>
-          <w:u w:val="single" w:color="0000ff"/>
-          <w:rFonts w:ascii="Charis SIL Regular" w:hAnsi="Charis SIL Regular" w:eastAsia="Charis SIL Regular"/>
-          <w:b w:val="0"/>
-          <w:i w:val="0"/>
-          <w:color w:val="000000"/>
-          <w:sz w:val="24"/>
-        </w:rPr>
-        <w:hyperlink r:id="rId10" w:history="1">
-          <w:r>
-            <w:rPr>
-              <w:rStyle w:val="Hyperlink"/>
-            </w:rPr>
-            <w:t>ed Kin</w:t>
-          </w:r>
-        </w:hyperlink>
-      </w:r>
-      <w:r>
-        <w:rPr>
-          <w:u w:val="single" w:color="0000ff"/>
-          <w:rFonts w:ascii="Charis SIL Regular" w:hAnsi="Charis SIL Regular" w:eastAsia="Charis SIL Regular"/>
-          <w:b w:val="0"/>
-          <w:i w:val="0"/>
-          <w:color w:val="000000"/>
-          <w:sz w:val="24"/>
-        </w:rPr>
-        <w:hyperlink r:id="rId10" w:history="1">
-          <w:r>
-            <w:rPr>
-              <w:rStyle w:val="Hyperlink"/>
-            </w:rPr>
-            <w:t>gd</w:t>
-          </w:r>
-        </w:hyperlink>
-      </w:r>
-      <w:r>
-        <w:rPr>
-          <w:u w:val="single" w:color="0000ff"/>
-          <w:rFonts w:ascii="Charis SIL Regular" w:hAnsi="Charis SIL Regular" w:eastAsia="Charis SIL Regular"/>
-          <w:b w:val="0"/>
-          <w:i w:val="0"/>
-          <w:color w:val="000000"/>
-          <w:sz w:val="24"/>
-        </w:rPr>
-        <w:hyperlink r:id="rId10" w:history="1">
-          <w:r>
-            <w:rPr>
-              <w:rStyle w:val="Hyperlink"/>
-            </w:rPr>
-            <w:t>om of t</w:t>
-          </w:r>
-        </w:hyperlink>
-      </w:r>
-      <w:r>
-        <w:rPr>
-          <w:u w:val="single" w:color="0000ff"/>
-          <w:rFonts w:ascii="Charis SIL Regular" w:hAnsi="Charis SIL Regular" w:eastAsia="Charis SIL Regular"/>
-          <w:b w:val="0"/>
-          <w:i w:val="0"/>
-          <w:color w:val="000000"/>
-          <w:sz w:val="24"/>
-        </w:rPr>
-        <w:hyperlink r:id="rId10" w:history="1">
-          <w:r>
-            <w:rPr>
-              <w:rStyle w:val="Hyperlink"/>
-            </w:rPr>
-            <w:t>h</w:t>
-          </w:r>
-        </w:hyperlink>
-      </w:r>
-      <w:r>
-        <w:rPr>
-          <w:u w:val="single" w:color="0000ff"/>
-          <w:rFonts w:ascii="Charis SIL Regular" w:hAnsi="Charis SIL Regular" w:eastAsia="Charis SIL Regular"/>
-          <w:b w:val="0"/>
-          <w:i w:val="0"/>
-          <w:color w:val="000000"/>
-          <w:sz w:val="24"/>
-        </w:rPr>
-        <w:hyperlink r:id="rId10" w:history="1">
-          <w:r>
-            <w:rPr>
-              <w:rStyle w:val="Hyperlink"/>
-            </w:rPr>
-            <w:t xml:space="preserve">e </w:t>
-          </w:r>
-        </w:hyperlink>
-      </w:r>
-      <w:r>
-        <w:rPr>
-          <w:rFonts w:ascii="Charis SIL Regular" w:hAnsi="Charis SIL Regular" w:eastAsia="Charis SIL Regular"/>
-          <w:b w:val="0"/>
-          <w:i w:val="0"/>
-          <w:color w:val="000000"/>
-          <w:sz w:val="24"/>
-        </w:rPr>
-        <w:t>N</w:t>
+        <w:t>islands under the authority of the newly founded Kingdom of the N</w:t>
       </w:r>
       <w:r>
         <w:rPr>
@@ -1446,9 +1346,15 @@
           <w:i w:val="0"/>
           <w:color w:val="0000FF"/>
           <w:sz w:val="24"/>
-          <w:u w:val="single"/>
-        </w:rPr>
-        <w:t>ce</w:t>
+        </w:rPr>
+        <w:hyperlink r:id="rId14" w:history="1">
+          <w:r>
+            <w:rPr>
+              <w:rStyle w:val="Hyperlink"/>
+            </w:rPr>
+            <w:t>ce</w:t>
+          </w:r>
+        </w:hyperlink>
       </w:r>
       <w:r>
         <w:rPr>
@@ -2801,7 +2707,90 @@
           <w:color w:val="000000"/>
           <w:sz w:val="24"/>
         </w:rPr>
-        <w:t xml:space="preserve"> contains a lot of useful information regarding the university’s Caribbe</w:t>
+        <w:t xml:space="preserve"> contains a lot of useful information regarding the uni</w:t>
+      </w:r>
+      <w:r>
+        <w:rPr>
+          <w:u w:val="single" w:color="0000ff"/>
+          <w:rFonts w:ascii="Charis SIL Regular" w:hAnsi="Charis SIL Regular" w:eastAsia="Charis SIL Regular"/>
+          <w:b w:val="0"/>
+          <w:i w:val="0"/>
+          <w:color w:val="000000"/>
+          <w:sz w:val="24"/>
+        </w:rPr>
+        <w:hyperlink r:id="rId16" w:history="1">
+          <w:r>
+            <w:rPr>
+              <w:rStyle w:val="Hyperlink"/>
+            </w:rPr>
+            <w:t>versity</w:t>
+          </w:r>
+        </w:hyperlink>
+      </w:r>
+      <w:r>
+        <w:rPr>
+          <w:u w:val="single" w:color="0000ff"/>
+          <w:rFonts w:ascii="Charis SIL Regular" w:hAnsi="Charis SIL Regular" w:eastAsia="Charis SIL Regular"/>
+          <w:b w:val="0"/>
+          <w:i w:val="0"/>
+          <w:color w:val="000000"/>
+          <w:sz w:val="24"/>
+        </w:rPr>
+        <w:t>’</w:t>
+      </w:r>
+      <w:r>
+        <w:rPr>
+          <w:u w:val="single" w:color="0000ff"/>
+          <w:rFonts w:ascii="Charis SIL Regular" w:hAnsi="Charis SIL Regular" w:eastAsia="Charis SIL Regular"/>
+          <w:b w:val="0"/>
+          <w:i w:val="0"/>
+          <w:color w:val="000000"/>
+          <w:sz w:val="24"/>
+        </w:rPr>
+        <w:hyperlink r:id="rId16" w:history="1">
+          <w:r>
+            <w:rPr>
+              <w:rStyle w:val="Hyperlink"/>
+            </w:rPr>
+            <w:t>s Cari</w:t>
+          </w:r>
+        </w:hyperlink>
+      </w:r>
+      <w:r>
+        <w:rPr>
+          <w:u w:val="single" w:color="0000ff"/>
+          <w:rFonts w:ascii="Charis SIL Regular" w:hAnsi="Charis SIL Regular" w:eastAsia="Charis SIL Regular"/>
+          <w:b w:val="0"/>
+          <w:i w:val="0"/>
+          <w:color w:val="000000"/>
+          <w:sz w:val="24"/>
+        </w:rPr>
+        <w:hyperlink r:id="rId16" w:history="1">
+          <w:r>
+            <w:rPr>
+              <w:rStyle w:val="Hyperlink"/>
+            </w:rPr>
+            <w:t>b</w:t>
+          </w:r>
+        </w:hyperlink>
+      </w:r>
+      <w:r>
+        <w:rPr>
+          <w:u w:val="single" w:color="0000ff"/>
+          <w:rFonts w:ascii="Charis SIL Regular" w:hAnsi="Charis SIL Regular" w:eastAsia="Charis SIL Regular"/>
+          <w:b w:val="0"/>
+          <w:i w:val="0"/>
+          <w:color w:val="000000"/>
+          <w:sz w:val="24"/>
+        </w:rPr>
+        <w:hyperlink r:id="rId16" w:history="1">
+          <w:r>
+            <w:rPr>
+              <w:rStyle w:val="Hyperlink"/>
+            </w:rPr>
+            <w:t>be</w:t>
+          </w:r>
+        </w:hyperlink>
       </w:r>
       <w:r>
         <w:rPr>
@@ -2833,31 +2822,13 @@
       </w:r>
       <w:r>
         <w:rPr>
-          <w:u w:val="single" w:color="0000ff"/>
-          <w:rFonts w:ascii="Charis SIL Regular" w:hAnsi="Charis SIL Regular" w:eastAsia="Charis SIL Regular"/>
-          <w:b w:val="0"/>
-          <w:i w:val="0"/>
-          <w:color w:val="000000"/>
-          <w:sz w:val="24"/>
-        </w:rPr>
-        <w:hyperlink r:id="rId16" w:history="1">
-          <w:r>
-            <w:rPr>
-              <w:rStyle w:val="Hyperlink"/>
-            </w:rPr>
-            <w:t xml:space="preserve">and other </w:t>
-          </w:r>
-        </w:hyperlink>
-      </w:r>
-      <w:r>
-        <w:rPr>
-          <w:rFonts w:ascii="Charis SIL Regular" w:hAnsi="Charis SIL Regular" w:eastAsia="Charis SIL Regular"/>
-          <w:b w:val="0"/>
-          <w:i w:val="0"/>
-          <w:color w:val="000000"/>
-          <w:sz w:val="24"/>
-        </w:rPr>
-        <w:t xml:space="preserve">source locations. This list, compiled by the </w:t>
+          <w:rFonts w:ascii="Charis SIL Regular" w:hAnsi="Charis SIL Regular" w:eastAsia="Charis SIL Regular"/>
+          <w:b w:val="0"/>
+          <w:i w:val="0"/>
+          <w:color w:val="000000"/>
+          <w:sz w:val="24"/>
+        </w:rPr>
+        <w:t xml:space="preserve">and other source locations. This list, compiled by the </w:t>
       </w:r>
       <w:r>
         <w:rPr>
@@ -4953,51 +4924,7 @@
           <w:color w:val="000000"/>
           <w:sz w:val="24"/>
         </w:rPr>
-        <w:t>' b</w:t>
-      </w:r>
-      <w:r>
-        <w:rPr>
-          <w:rFonts w:ascii="Charis SIL Regular" w:hAnsi="Charis SIL Regular" w:eastAsia="Charis SIL Regular"/>
-          <w:b w:val="0"/>
-          <w:i w:val="0"/>
-          <w:color w:val="000000"/>
-          <w:sz w:val="24"/>
-        </w:rPr>
-        <w:hyperlink r:id="rId27" w:history="1">
-          <w:r>
-            <w:rPr>
-              <w:rStyle w:val="Hyperlink"/>
-            </w:rPr>
-            <w:t>y h</w:t>
-          </w:r>
-        </w:hyperlink>
-      </w:r>
-      <w:r>
-        <w:rPr>
-          <w:rFonts w:ascii="Charis SIL Regular" w:hAnsi="Charis SIL Regular" w:eastAsia="Charis SIL Regular"/>
-          <w:b w:val="0"/>
-          <w:i w:val="0"/>
-          <w:color w:val="000000"/>
-          <w:sz w:val="24"/>
-        </w:rPr>
-        <w:hyperlink r:id="rId27" w:history="1">
-          <w:r>
-            <w:rPr>
-              <w:rStyle w:val="Hyperlink"/>
-            </w:rPr>
-            <w:t xml:space="preserve">istorian Adi </w:t>
-          </w:r>
-        </w:hyperlink>
-      </w:r>
-      <w:r>
-        <w:rPr>
-          <w:rFonts w:ascii="Charis SIL Regular" w:hAnsi="Charis SIL Regular" w:eastAsia="Charis SIL Regular"/>
-          <w:b w:val="0"/>
-          <w:i w:val="0"/>
-          <w:color w:val="000000"/>
-          <w:sz w:val="24"/>
-        </w:rPr>
-        <w:t>M</w:t>
+        <w:t>' by historian Adi M</w:t>
       </w:r>
       <w:r>
         <w:rPr>
@@ -5957,25 +5884,7 @@
           <w:color w:val="000000"/>
           <w:sz w:val="24"/>
         </w:rPr>
-        <w:t>contains relevant</w:t>
-      </w:r>
-      <w:r>
-        <w:rPr>
-          <w:u w:val="single" w:color="0000ff"/>
-          <w:rFonts w:ascii="Charis SIL Regular" w:hAnsi="Charis SIL Regular" w:eastAsia="Charis SIL Regular"/>
-          <w:b w:val="0"/>
-          <w:i w:val="0"/>
-          <w:color w:val="000000"/>
-          <w:sz w:val="24"/>
-        </w:rPr>
-        <w:hyperlink r:id="rId13" w:history="1">
-          <w:r>
-            <w:rPr>
-              <w:rStyle w:val="Hyperlink"/>
-            </w:rPr>
-            <w:t xml:space="preserve"> inform</w:t>
-          </w:r>
-        </w:hyperlink>
+        <w:t>contains relevant inform</w:t>
       </w:r>
       <w:r>
         <w:rPr>
@@ -6422,13 +6331,67 @@
       </w:r>
       <w:r>
         <w:rPr>
-          <w:rFonts w:ascii="Charis SIL Regular" w:hAnsi="Charis SIL Regular" w:eastAsia="Charis SIL Regular"/>
-          <w:b w:val="0"/>
-          <w:i w:val="0"/>
-          <w:color w:val="000000"/>
-          <w:sz w:val="24"/>
-        </w:rPr>
-        <w:t xml:space="preserve">history of Curaçao. The research aids </w:t>
+          <w:u w:val="single" w:color="0000ff"/>
+          <w:rFonts w:ascii="Charis SIL Regular" w:hAnsi="Charis SIL Regular" w:eastAsia="Charis SIL Regular"/>
+          <w:b w:val="0"/>
+          <w:i w:val="0"/>
+          <w:color w:val="000000"/>
+          <w:sz w:val="24"/>
+        </w:rPr>
+        <w:hyperlink r:id="rId13" w:history="1">
+          <w:r>
+            <w:rPr>
+              <w:rStyle w:val="Hyperlink"/>
+            </w:rPr>
+            <w:t>h</w:t>
+          </w:r>
+        </w:hyperlink>
+      </w:r>
+      <w:r>
+        <w:rPr>
+          <w:u w:val="single" w:color="0000ff"/>
+          <w:rFonts w:ascii="Charis SIL Regular" w:hAnsi="Charis SIL Regular" w:eastAsia="Charis SIL Regular"/>
+          <w:b w:val="0"/>
+          <w:i w:val="0"/>
+          <w:color w:val="000000"/>
+          <w:sz w:val="24"/>
+        </w:rPr>
+        <w:hyperlink r:id="rId13" w:history="1">
+          <w:r>
+            <w:rPr>
+              <w:rStyle w:val="Hyperlink"/>
+            </w:rPr>
+            <w:t>i</w:t>
+          </w:r>
+        </w:hyperlink>
+      </w:r>
+      <w:r>
+        <w:rPr>
+          <w:u w:val="single" w:color="0000ff"/>
+          <w:rFonts w:ascii="Charis SIL Regular" w:hAnsi="Charis SIL Regular" w:eastAsia="Charis SIL Regular"/>
+          <w:b w:val="0"/>
+          <w:i w:val="0"/>
+          <w:color w:val="000000"/>
+          <w:sz w:val="24"/>
+        </w:rPr>
+        <w:hyperlink r:id="rId13" w:history="1">
+          <w:r>
+            <w:rPr>
+              <w:rStyle w:val="Hyperlink"/>
+            </w:rPr>
+            <w:t xml:space="preserve">story of </w:t>
+          </w:r>
+        </w:hyperlink>
+      </w:r>
+      <w:r>
+        <w:rPr>
+          <w:rFonts w:ascii="Charis SIL Regular" w:hAnsi="Charis SIL Regular" w:eastAsia="Charis SIL Regular"/>
+          <w:b w:val="0"/>
+          <w:i w:val="0"/>
+          <w:color w:val="000000"/>
+          <w:sz w:val="24"/>
+        </w:rPr>
+        <w:t xml:space="preserve">Curaçao. The research aids </w:t>
       </w:r>
       <w:r>
         <w:rPr>
@@ -6746,7 +6709,7 @@
           <w:sz w:val="24"/>
           <w:u w:val="single"/>
         </w:rPr>
-        <w:hyperlink r:id="rId33" w:history="1">
+        <w:hyperlink r:id="rId32" w:history="1">
           <w:r>
             <w:rPr>
               <w:rStyle w:val="Hyperlink"/>
@@ -6764,7 +6727,7 @@
           <w:sz w:val="24"/>
           <w:u w:val="single"/>
         </w:rPr>
-        <w:hyperlink r:id="rId33" w:history="1">
+        <w:hyperlink r:id="rId32" w:history="1">
           <w:r>
             <w:rPr>
               <w:rStyle w:val="Hyperlink"/>
@@ -6782,7 +6745,7 @@
           <w:sz w:val="24"/>
           <w:u w:val="single"/>
         </w:rPr>
-        <w:hyperlink r:id="rId33" w:history="1">
+        <w:hyperlink r:id="rId32" w:history="1">
           <w:r>
             <w:rPr>
               <w:rStyle w:val="Hyperlink"/>
@@ -6811,7 +6774,7 @@
           <w:sz w:val="24"/>
           <w:u w:val="single"/>
         </w:rPr>
-        <w:hyperlink r:id="rId33" w:history="1">
+        <w:hyperlink r:id="rId32" w:history="1">
           <w:r>
             <w:rPr>
               <w:rStyle w:val="Hyperlink"/>
@@ -6829,7 +6792,7 @@
           <w:sz w:val="24"/>
           <w:u w:val="single"/>
         </w:rPr>
-        <w:hyperlink r:id="rId33" w:history="1">
+        <w:hyperlink r:id="rId32" w:history="1">
           <w:r>
             <w:rPr>
               <w:rStyle w:val="Hyperlink"/>
@@ -6847,7 +6810,7 @@
           <w:sz w:val="24"/>
           <w:u w:val="single"/>
         </w:rPr>
-        <w:hyperlink r:id="rId33" w:history="1">
+        <w:hyperlink r:id="rId32" w:history="1">
           <w:r>
             <w:rPr>
               <w:rStyle w:val="Hyperlink"/>
@@ -6865,7 +6828,7 @@
           <w:sz w:val="24"/>
           <w:u w:val="single"/>
         </w:rPr>
-        <w:hyperlink r:id="rId33" w:history="1">
+        <w:hyperlink r:id="rId32" w:history="1">
           <w:r>
             <w:rPr>
               <w:rStyle w:val="Hyperlink"/>

--- a/EXPORTS/DOCX/published/niveau2/English/ArubaBonaireCuracao.docx
+++ b/EXPORTS/DOCX/published/niveau2/English/ArubaBonaireCuracao.docx
@@ -648,7 +648,107 @@
           <w:color w:val="000000"/>
           <w:sz w:val="24"/>
         </w:rPr>
-        <w:t>islands under the authority of the newly founded Kingdom of the N</w:t>
+        <w:t>islands under the authority of the newly found</w:t>
+      </w:r>
+      <w:r>
+        <w:rPr>
+          <w:u w:val="single" w:color="0000ff"/>
+          <w:rFonts w:ascii="Charis SIL Regular" w:hAnsi="Charis SIL Regular" w:eastAsia="Charis SIL Regular"/>
+          <w:b w:val="0"/>
+          <w:i w:val="0"/>
+          <w:color w:val="000000"/>
+          <w:sz w:val="24"/>
+        </w:rPr>
+        <w:hyperlink r:id="rId10" w:history="1">
+          <w:r>
+            <w:rPr>
+              <w:rStyle w:val="Hyperlink"/>
+            </w:rPr>
+            <w:t>ed Kin</w:t>
+          </w:r>
+        </w:hyperlink>
+      </w:r>
+      <w:r>
+        <w:rPr>
+          <w:u w:val="single" w:color="0000ff"/>
+          <w:rFonts w:ascii="Charis SIL Regular" w:hAnsi="Charis SIL Regular" w:eastAsia="Charis SIL Regular"/>
+          <w:b w:val="0"/>
+          <w:i w:val="0"/>
+          <w:color w:val="000000"/>
+          <w:sz w:val="24"/>
+        </w:rPr>
+        <w:hyperlink r:id="rId10" w:history="1">
+          <w:r>
+            <w:rPr>
+              <w:rStyle w:val="Hyperlink"/>
+            </w:rPr>
+            <w:t>gd</w:t>
+          </w:r>
+        </w:hyperlink>
+      </w:r>
+      <w:r>
+        <w:rPr>
+          <w:u w:val="single" w:color="0000ff"/>
+          <w:rFonts w:ascii="Charis SIL Regular" w:hAnsi="Charis SIL Regular" w:eastAsia="Charis SIL Regular"/>
+          <w:b w:val="0"/>
+          <w:i w:val="0"/>
+          <w:color w:val="000000"/>
+          <w:sz w:val="24"/>
+        </w:rPr>
+        <w:hyperlink r:id="rId10" w:history="1">
+          <w:r>
+            <w:rPr>
+              <w:rStyle w:val="Hyperlink"/>
+            </w:rPr>
+            <w:t>om of t</w:t>
+          </w:r>
+        </w:hyperlink>
+      </w:r>
+      <w:r>
+        <w:rPr>
+          <w:u w:val="single" w:color="0000ff"/>
+          <w:rFonts w:ascii="Charis SIL Regular" w:hAnsi="Charis SIL Regular" w:eastAsia="Charis SIL Regular"/>
+          <w:b w:val="0"/>
+          <w:i w:val="0"/>
+          <w:color w:val="000000"/>
+          <w:sz w:val="24"/>
+        </w:rPr>
+        <w:hyperlink r:id="rId10" w:history="1">
+          <w:r>
+            <w:rPr>
+              <w:rStyle w:val="Hyperlink"/>
+            </w:rPr>
+            <w:t>h</w:t>
+          </w:r>
+        </w:hyperlink>
+      </w:r>
+      <w:r>
+        <w:rPr>
+          <w:u w:val="single" w:color="0000ff"/>
+          <w:rFonts w:ascii="Charis SIL Regular" w:hAnsi="Charis SIL Regular" w:eastAsia="Charis SIL Regular"/>
+          <w:b w:val="0"/>
+          <w:i w:val="0"/>
+          <w:color w:val="000000"/>
+          <w:sz w:val="24"/>
+        </w:rPr>
+        <w:hyperlink r:id="rId10" w:history="1">
+          <w:r>
+            <w:rPr>
+              <w:rStyle w:val="Hyperlink"/>
+            </w:rPr>
+            <w:t xml:space="preserve">e </w:t>
+          </w:r>
+        </w:hyperlink>
+      </w:r>
+      <w:r>
+        <w:rPr>
+          <w:rFonts w:ascii="Charis SIL Regular" w:hAnsi="Charis SIL Regular" w:eastAsia="Charis SIL Regular"/>
+          <w:b w:val="0"/>
+          <w:i w:val="0"/>
+          <w:color w:val="000000"/>
+          <w:sz w:val="24"/>
+        </w:rPr>
+        <w:t>N</w:t>
       </w:r>
       <w:r>
         <w:rPr>
@@ -2729,7 +2829,6 @@
       </w:r>
       <w:r>
         <w:rPr>
-          <w:u w:val="single" w:color="0000ff"/>
           <w:rFonts w:ascii="Charis SIL Regular" w:hAnsi="Charis SIL Regular" w:eastAsia="Charis SIL Regular"/>
           <w:b w:val="0"/>
           <w:i w:val="0"/>
@@ -2822,13 +2921,31 @@
       </w:r>
       <w:r>
         <w:rPr>
-          <w:rFonts w:ascii="Charis SIL Regular" w:hAnsi="Charis SIL Regular" w:eastAsia="Charis SIL Regular"/>
-          <w:b w:val="0"/>
-          <w:i w:val="0"/>
-          <w:color w:val="000000"/>
-          <w:sz w:val="24"/>
-        </w:rPr>
-        <w:t xml:space="preserve">and other source locations. This list, compiled by the </w:t>
+          <w:u w:val="single" w:color="0000ff"/>
+          <w:rFonts w:ascii="Charis SIL Regular" w:hAnsi="Charis SIL Regular" w:eastAsia="Charis SIL Regular"/>
+          <w:b w:val="0"/>
+          <w:i w:val="0"/>
+          <w:color w:val="000000"/>
+          <w:sz w:val="24"/>
+        </w:rPr>
+        <w:hyperlink r:id="rId16" w:history="1">
+          <w:r>
+            <w:rPr>
+              <w:rStyle w:val="Hyperlink"/>
+            </w:rPr>
+            <w:t xml:space="preserve">and other </w:t>
+          </w:r>
+        </w:hyperlink>
+      </w:r>
+      <w:r>
+        <w:rPr>
+          <w:rFonts w:ascii="Charis SIL Regular" w:hAnsi="Charis SIL Regular" w:eastAsia="Charis SIL Regular"/>
+          <w:b w:val="0"/>
+          <w:i w:val="0"/>
+          <w:color w:val="000000"/>
+          <w:sz w:val="24"/>
+        </w:rPr>
+        <w:t xml:space="preserve">source locations. This list, compiled by the </w:t>
       </w:r>
       <w:r>
         <w:rPr>
@@ -4924,7 +5041,51 @@
           <w:color w:val="000000"/>
           <w:sz w:val="24"/>
         </w:rPr>
-        <w:t>' by historian Adi M</w:t>
+        <w:t>' b</w:t>
+      </w:r>
+      <w:r>
+        <w:rPr>
+          <w:rFonts w:ascii="Charis SIL Regular" w:hAnsi="Charis SIL Regular" w:eastAsia="Charis SIL Regular"/>
+          <w:b w:val="0"/>
+          <w:i w:val="0"/>
+          <w:color w:val="000000"/>
+          <w:sz w:val="24"/>
+        </w:rPr>
+        <w:hyperlink r:id="rId27" w:history="1">
+          <w:r>
+            <w:rPr>
+              <w:rStyle w:val="Hyperlink"/>
+            </w:rPr>
+            <w:t>y h</w:t>
+          </w:r>
+        </w:hyperlink>
+      </w:r>
+      <w:r>
+        <w:rPr>
+          <w:rFonts w:ascii="Charis SIL Regular" w:hAnsi="Charis SIL Regular" w:eastAsia="Charis SIL Regular"/>
+          <w:b w:val="0"/>
+          <w:i w:val="0"/>
+          <w:color w:val="000000"/>
+          <w:sz w:val="24"/>
+        </w:rPr>
+        <w:hyperlink r:id="rId27" w:history="1">
+          <w:r>
+            <w:rPr>
+              <w:rStyle w:val="Hyperlink"/>
+            </w:rPr>
+            <w:t xml:space="preserve">istorian Adi </w:t>
+          </w:r>
+        </w:hyperlink>
+      </w:r>
+      <w:r>
+        <w:rPr>
+          <w:rFonts w:ascii="Charis SIL Regular" w:hAnsi="Charis SIL Regular" w:eastAsia="Charis SIL Regular"/>
+          <w:b w:val="0"/>
+          <w:i w:val="0"/>
+          <w:color w:val="000000"/>
+          <w:sz w:val="24"/>
+        </w:rPr>
+        <w:t>M</w:t>
       </w:r>
       <w:r>
         <w:rPr>
@@ -5884,7 +6045,25 @@
           <w:color w:val="000000"/>
           <w:sz w:val="24"/>
         </w:rPr>
-        <w:t>contains relevant inform</w:t>
+        <w:t>contains relevant</w:t>
+      </w:r>
+      <w:r>
+        <w:rPr>
+          <w:u w:val="single" w:color="0000ff"/>
+          <w:rFonts w:ascii="Charis SIL Regular" w:hAnsi="Charis SIL Regular" w:eastAsia="Charis SIL Regular"/>
+          <w:b w:val="0"/>
+          <w:i w:val="0"/>
+          <w:color w:val="000000"/>
+          <w:sz w:val="24"/>
+        </w:rPr>
+        <w:hyperlink r:id="rId13" w:history="1">
+          <w:r>
+            <w:rPr>
+              <w:rStyle w:val="Hyperlink"/>
+            </w:rPr>
+            <w:t xml:space="preserve"> inform</w:t>
+          </w:r>
+        </w:hyperlink>
       </w:r>
       <w:r>
         <w:rPr>
